--- a/Odoo/Creación de módulos/Programación de modelos en Odoo/Práctica Modelos y Vistas.docx
+++ b/Odoo/Creación de módulos/Programación de modelos en Odoo/Práctica Modelos y Vistas.docx
@@ -358,12 +358,12 @@
           <wp:inline distB="114300" distT="114300" distL="114300" distR="114300">
             <wp:extent cx="5943600" cy="685800"/>
             <wp:effectExtent b="0" l="0" r="0" t="0"/>
-            <wp:docPr id="6" name="image5.png"/>
+            <wp:docPr id="5" name="image2.png"/>
             <a:graphic>
               <a:graphicData uri="http://schemas.openxmlformats.org/drawingml/2006/picture">
                 <pic:pic>
                   <pic:nvPicPr>
-                    <pic:cNvPr id="0" name="image5.png"/>
+                    <pic:cNvPr id="0" name="image2.png"/>
                     <pic:cNvPicPr preferRelativeResize="0"/>
                   </pic:nvPicPr>
                   <pic:blipFill>
@@ -505,7 +505,7 @@
           <w:rFonts w:ascii="Aldrich" w:cs="Aldrich" w:eastAsia="Aldrich" w:hAnsi="Aldrich"/>
           <w:rtl w:val="0"/>
         </w:rPr>
-        <w:t xml:space="preserve">Añadir Imports necesarios</w:t>
+        <w:t xml:space="preserve">Añadir Imports y clases necesarias en models.py</w:t>
       </w:r>
     </w:p>
     <w:p>
@@ -517,8 +517,8 @@
           <w:rFonts w:ascii="Courier New" w:cs="Courier New" w:eastAsia="Courier New" w:hAnsi="Courier New"/>
           <w:b w:val="1"/>
           <w:color w:val="cccccc"/>
-          <w:sz w:val="18"/>
-          <w:szCs w:val="18"/>
+          <w:sz w:val="21"/>
+          <w:szCs w:val="21"/>
         </w:rPr>
       </w:pPr>
       <w:r>
@@ -526,8 +526,8 @@
           <w:rFonts w:ascii="Courier New" w:cs="Courier New" w:eastAsia="Courier New" w:hAnsi="Courier New"/>
           <w:b w:val="1"/>
           <w:color w:val="c586c0"/>
-          <w:sz w:val="18"/>
-          <w:szCs w:val="18"/>
+          <w:sz w:val="21"/>
+          <w:szCs w:val="21"/>
           <w:rtl w:val="0"/>
         </w:rPr>
         <w:t xml:space="preserve">from</w:t>
@@ -537,19 +537,19 @@
           <w:rFonts w:ascii="Courier New" w:cs="Courier New" w:eastAsia="Courier New" w:hAnsi="Courier New"/>
           <w:b w:val="1"/>
           <w:color w:val="cccccc"/>
-          <w:sz w:val="18"/>
-          <w:szCs w:val="18"/>
+          <w:sz w:val="21"/>
+          <w:szCs w:val="21"/>
           <w:rtl w:val="0"/>
         </w:rPr>
-        <w:t xml:space="preserve"> odoo </w:t>
+        <w:t xml:space="preserve"> . </w:t>
       </w:r>
       <w:r>
         <w:rPr>
           <w:rFonts w:ascii="Courier New" w:cs="Courier New" w:eastAsia="Courier New" w:hAnsi="Courier New"/>
           <w:b w:val="1"/>
           <w:color w:val="c586c0"/>
-          <w:sz w:val="18"/>
-          <w:szCs w:val="18"/>
+          <w:sz w:val="21"/>
+          <w:szCs w:val="21"/>
           <w:rtl w:val="0"/>
         </w:rPr>
         <w:t xml:space="preserve">import</w:t>
@@ -559,11 +559,33 @@
           <w:rFonts w:ascii="Courier New" w:cs="Courier New" w:eastAsia="Courier New" w:hAnsi="Courier New"/>
           <w:b w:val="1"/>
           <w:color w:val="cccccc"/>
-          <w:sz w:val="18"/>
-          <w:szCs w:val="18"/>
+          <w:sz w:val="21"/>
+          <w:szCs w:val="21"/>
           <w:rtl w:val="0"/>
         </w:rPr>
-        <w:t xml:space="preserve"> models, fields, api</w:t>
+        <w:t xml:space="preserve"> </w:t>
+      </w:r>
+      <w:r>
+        <w:rPr>
+          <w:rFonts w:ascii="Courier New" w:cs="Courier New" w:eastAsia="Courier New" w:hAnsi="Courier New"/>
+          <w:b w:val="1"/>
+          <w:color w:val="4ec9b0"/>
+          <w:sz w:val="21"/>
+          <w:szCs w:val="21"/>
+          <w:rtl w:val="0"/>
+        </w:rPr>
+        <w:t xml:space="preserve">models</w:t>
+      </w:r>
+      <w:r>
+        <w:rPr>
+          <w:rFonts w:ascii="Courier New" w:cs="Courier New" w:eastAsia="Courier New" w:hAnsi="Courier New"/>
+          <w:b w:val="1"/>
+          <w:color w:val="cccccc"/>
+          <w:sz w:val="21"/>
+          <w:szCs w:val="21"/>
+          <w:rtl w:val="0"/>
+        </w:rPr>
+        <w:t xml:space="preserve">, fields, api</w:t>
       </w:r>
     </w:p>
     <w:p>
@@ -575,8 +597,8 @@
           <w:rFonts w:ascii="Courier New" w:cs="Courier New" w:eastAsia="Courier New" w:hAnsi="Courier New"/>
           <w:b w:val="1"/>
           <w:color w:val="cccccc"/>
-          <w:sz w:val="18"/>
-          <w:szCs w:val="18"/>
+          <w:sz w:val="21"/>
+          <w:szCs w:val="21"/>
         </w:rPr>
       </w:pPr>
       <w:r>
@@ -584,8 +606,8 @@
           <w:rFonts w:ascii="Courier New" w:cs="Courier New" w:eastAsia="Courier New" w:hAnsi="Courier New"/>
           <w:b w:val="1"/>
           <w:color w:val="c586c0"/>
-          <w:sz w:val="18"/>
-          <w:szCs w:val="18"/>
+          <w:sz w:val="21"/>
+          <w:szCs w:val="21"/>
           <w:rtl w:val="0"/>
         </w:rPr>
         <w:t xml:space="preserve">from</w:t>
@@ -595,19 +617,19 @@
           <w:rFonts w:ascii="Courier New" w:cs="Courier New" w:eastAsia="Courier New" w:hAnsi="Courier New"/>
           <w:b w:val="1"/>
           <w:color w:val="cccccc"/>
-          <w:sz w:val="18"/>
-          <w:szCs w:val="18"/>
+          <w:sz w:val="21"/>
+          <w:szCs w:val="21"/>
           <w:rtl w:val="0"/>
         </w:rPr>
-        <w:t xml:space="preserve"> odoo.exceptions </w:t>
+        <w:t xml:space="preserve"> . </w:t>
       </w:r>
       <w:r>
         <w:rPr>
           <w:rFonts w:ascii="Courier New" w:cs="Courier New" w:eastAsia="Courier New" w:hAnsi="Courier New"/>
           <w:b w:val="1"/>
           <w:color w:val="c586c0"/>
-          <w:sz w:val="18"/>
-          <w:szCs w:val="18"/>
+          <w:sz w:val="21"/>
+          <w:szCs w:val="21"/>
           <w:rtl w:val="0"/>
         </w:rPr>
         <w:t xml:space="preserve">import</w:t>
@@ -617,8 +639,8 @@
           <w:rFonts w:ascii="Courier New" w:cs="Courier New" w:eastAsia="Courier New" w:hAnsi="Courier New"/>
           <w:b w:val="1"/>
           <w:color w:val="cccccc"/>
-          <w:sz w:val="18"/>
-          <w:szCs w:val="18"/>
+          <w:sz w:val="21"/>
+          <w:szCs w:val="21"/>
           <w:rtl w:val="0"/>
         </w:rPr>
         <w:t xml:space="preserve"> ValidationError</w:t>
@@ -632,7 +654,7 @@
         <w:rPr>
           <w:rFonts w:ascii="Courier New" w:cs="Courier New" w:eastAsia="Courier New" w:hAnsi="Courier New"/>
           <w:b w:val="1"/>
-          <w:color w:val="4ec9b0"/>
+          <w:color w:val="c586c0"/>
           <w:sz w:val="18"/>
           <w:szCs w:val="18"/>
         </w:rPr>
@@ -642,8 +664,8 @@
           <w:rFonts w:ascii="Courier New" w:cs="Courier New" w:eastAsia="Courier New" w:hAnsi="Courier New"/>
           <w:b w:val="1"/>
           <w:color w:val="c586c0"/>
-          <w:sz w:val="18"/>
-          <w:szCs w:val="18"/>
+          <w:sz w:val="21"/>
+          <w:szCs w:val="21"/>
           <w:rtl w:val="0"/>
         </w:rPr>
         <w:t xml:space="preserve">from</w:t>
@@ -653,8 +675,8 @@
           <w:rFonts w:ascii="Courier New" w:cs="Courier New" w:eastAsia="Courier New" w:hAnsi="Courier New"/>
           <w:b w:val="1"/>
           <w:color w:val="cccccc"/>
-          <w:sz w:val="18"/>
-          <w:szCs w:val="18"/>
+          <w:sz w:val="21"/>
+          <w:szCs w:val="21"/>
           <w:rtl w:val="0"/>
         </w:rPr>
         <w:t xml:space="preserve"> </w:t>
@@ -664,8 +686,8 @@
           <w:rFonts w:ascii="Courier New" w:cs="Courier New" w:eastAsia="Courier New" w:hAnsi="Courier New"/>
           <w:b w:val="1"/>
           <w:color w:val="4ec9b0"/>
-          <w:sz w:val="18"/>
-          <w:szCs w:val="18"/>
+          <w:sz w:val="21"/>
+          <w:szCs w:val="21"/>
           <w:rtl w:val="0"/>
         </w:rPr>
         <w:t xml:space="preserve">datetime</w:t>
@@ -675,8 +697,8 @@
           <w:rFonts w:ascii="Courier New" w:cs="Courier New" w:eastAsia="Courier New" w:hAnsi="Courier New"/>
           <w:b w:val="1"/>
           <w:color w:val="cccccc"/>
-          <w:sz w:val="18"/>
-          <w:szCs w:val="18"/>
+          <w:sz w:val="21"/>
+          <w:szCs w:val="21"/>
           <w:rtl w:val="0"/>
         </w:rPr>
         <w:t xml:space="preserve"> </w:t>
@@ -686,8 +708,8 @@
           <w:rFonts w:ascii="Courier New" w:cs="Courier New" w:eastAsia="Courier New" w:hAnsi="Courier New"/>
           <w:b w:val="1"/>
           <w:color w:val="c586c0"/>
-          <w:sz w:val="18"/>
-          <w:szCs w:val="18"/>
+          <w:sz w:val="21"/>
+          <w:szCs w:val="21"/>
           <w:rtl w:val="0"/>
         </w:rPr>
         <w:t xml:space="preserve">import</w:t>
@@ -697,8 +719,8 @@
           <w:rFonts w:ascii="Courier New" w:cs="Courier New" w:eastAsia="Courier New" w:hAnsi="Courier New"/>
           <w:b w:val="1"/>
           <w:color w:val="cccccc"/>
-          <w:sz w:val="18"/>
-          <w:szCs w:val="18"/>
+          <w:sz w:val="21"/>
+          <w:szCs w:val="21"/>
           <w:rtl w:val="0"/>
         </w:rPr>
         <w:t xml:space="preserve"> </w:t>
@@ -708,11 +730,16 @@
           <w:rFonts w:ascii="Courier New" w:cs="Courier New" w:eastAsia="Courier New" w:hAnsi="Courier New"/>
           <w:b w:val="1"/>
           <w:color w:val="4ec9b0"/>
-          <w:sz w:val="18"/>
-          <w:szCs w:val="18"/>
+          <w:sz w:val="21"/>
+          <w:szCs w:val="21"/>
           <w:rtl w:val="0"/>
         </w:rPr>
         <w:t xml:space="preserve">timedelta</w:t>
+      </w:r>
+      <w:r>
+        <w:rPr>
+          <w:rtl w:val="0"/>
+        </w:rPr>
       </w:r>
     </w:p>
     <w:p>
@@ -880,7 +907,7 @@
                 <w:b w:val="1"/>
                 <w:rtl w:val="0"/>
               </w:rPr>
-              <w:t xml:space="preserve">Modelo</w:t>
+              <w:t xml:space="preserve">Modelo Cuidadores</w:t>
             </w:r>
           </w:p>
         </w:tc>
@@ -1391,7 +1418,7 @@
                 <w:b w:val="1"/>
                 <w:rtl w:val="0"/>
               </w:rPr>
-              <w:t xml:space="preserve">Vista</w:t>
+              <w:t xml:space="preserve">Vista Cuidadores (Cuidadores.xml)</w:t>
             </w:r>
           </w:p>
         </w:tc>
@@ -4816,7 +4843,7 @@
                 <w:b w:val="1"/>
                 <w:rtl w:val="0"/>
               </w:rPr>
-              <w:t xml:space="preserve">Modelo</w:t>
+              <w:t xml:space="preserve">Modelo Habitaculos</w:t>
             </w:r>
           </w:p>
         </w:tc>
@@ -8741,7 +8768,7 @@
                 <w:b w:val="1"/>
                 <w:rtl w:val="0"/>
               </w:rPr>
-              <w:t xml:space="preserve">Vista</w:t>
+              <w:t xml:space="preserve">Vista Habitaculos (Habitaculos.xml)</w:t>
             </w:r>
           </w:p>
         </w:tc>
@@ -13920,7 +13947,7 @@
                 <w:b w:val="1"/>
                 <w:rtl w:val="0"/>
               </w:rPr>
-              <w:t xml:space="preserve">Modelo</w:t>
+              <w:t xml:space="preserve">Modelo Continentes</w:t>
             </w:r>
           </w:p>
         </w:tc>
@@ -14419,7 +14446,7 @@
                 <w:b w:val="1"/>
                 <w:rtl w:val="0"/>
               </w:rPr>
-              <w:t xml:space="preserve">Vista</w:t>
+              <w:t xml:space="preserve">Vista Continentes (Continentes.xml)</w:t>
             </w:r>
           </w:p>
         </w:tc>
@@ -17860,7 +17887,7 @@
                 <w:b w:val="1"/>
                 <w:rtl w:val="0"/>
               </w:rPr>
-              <w:t xml:space="preserve">Modelo</w:t>
+              <w:t xml:space="preserve">Modelo Especies </w:t>
             </w:r>
           </w:p>
         </w:tc>
@@ -19520,7 +19547,7 @@
                 <w:b w:val="1"/>
                 <w:rtl w:val="0"/>
               </w:rPr>
-              <w:t xml:space="preserve">Vista</w:t>
+              <w:t xml:space="preserve">Vista Especies (Especies.xml)</w:t>
             </w:r>
           </w:p>
         </w:tc>
@@ -24689,7 +24716,7 @@
                 <w:b w:val="1"/>
                 <w:rtl w:val="0"/>
               </w:rPr>
-              <w:t xml:space="preserve">Modelo</w:t>
+              <w:t xml:space="preserve">Modelo Animales</w:t>
             </w:r>
           </w:p>
         </w:tc>
@@ -27727,7 +27754,7 @@
                 <w:b w:val="1"/>
                 <w:rtl w:val="0"/>
               </w:rPr>
-              <w:t xml:space="preserve">Vista</w:t>
+              <w:t xml:space="preserve">Vista Animales (Animales.xml)</w:t>
             </w:r>
           </w:p>
         </w:tc>
@@ -36039,12 +36066,12 @@
                 <wp:inline distB="114300" distT="114300" distL="114300" distR="114300">
                   <wp:extent cx="2705328" cy="1357313"/>
                   <wp:effectExtent b="0" l="0" r="0" t="0"/>
-                  <wp:docPr id="7" name="image2.png"/>
+                  <wp:docPr id="7" name="image3.png"/>
                   <a:graphic>
                     <a:graphicData uri="http://schemas.openxmlformats.org/drawingml/2006/picture">
                       <pic:pic>
                         <pic:nvPicPr>
-                          <pic:cNvPr id="0" name="image2.png"/>
+                          <pic:cNvPr id="0" name="image3.png"/>
                           <pic:cNvPicPr preferRelativeResize="0"/>
                         </pic:nvPicPr>
                         <pic:blipFill>
@@ -36172,12 +36199,12 @@
                 <wp:inline distB="114300" distT="114300" distL="114300" distR="114300">
                   <wp:extent cx="3876675" cy="1543050"/>
                   <wp:effectExtent b="0" l="0" r="0" t="0"/>
-                  <wp:docPr id="3" name="image4.png"/>
+                  <wp:docPr id="3" name="image7.png"/>
                   <a:graphic>
                     <a:graphicData uri="http://schemas.openxmlformats.org/drawingml/2006/picture">
                       <pic:pic>
                         <pic:nvPicPr>
-                          <pic:cNvPr id="0" name="image4.png"/>
+                          <pic:cNvPr id="0" name="image7.png"/>
                           <pic:cNvPicPr preferRelativeResize="0"/>
                         </pic:nvPicPr>
                         <pic:blipFill>
@@ -36305,12 +36332,12 @@
                 <wp:inline distB="114300" distT="114300" distL="114300" distR="114300">
                   <wp:extent cx="2053108" cy="3224213"/>
                   <wp:effectExtent b="0" l="0" r="0" t="0"/>
-                  <wp:docPr id="5" name="image1.png"/>
+                  <wp:docPr id="6" name="image5.png"/>
                   <a:graphic>
                     <a:graphicData uri="http://schemas.openxmlformats.org/drawingml/2006/picture">
                       <pic:pic>
                         <pic:nvPicPr>
-                          <pic:cNvPr id="0" name="image1.png"/>
+                          <pic:cNvPr id="0" name="image5.png"/>
                           <pic:cNvPicPr preferRelativeResize="0"/>
                         </pic:nvPicPr>
                         <pic:blipFill>
@@ -36419,12 +36446,12 @@
                 <wp:inline distB="114300" distT="114300" distL="114300" distR="114300">
                   <wp:extent cx="2776538" cy="1031053"/>
                   <wp:effectExtent b="0" l="0" r="0" t="0"/>
-                  <wp:docPr id="4" name="image7.png"/>
+                  <wp:docPr id="4" name="image6.png"/>
                   <a:graphic>
                     <a:graphicData uri="http://schemas.openxmlformats.org/drawingml/2006/picture">
                       <pic:pic>
                         <pic:nvPicPr>
-                          <pic:cNvPr id="0" name="image7.png"/>
+                          <pic:cNvPr id="0" name="image6.png"/>
                           <pic:cNvPicPr preferRelativeResize="0"/>
                         </pic:nvPicPr>
                         <pic:blipFill>
@@ -36533,12 +36560,12 @@
                 <wp:inline distB="114300" distT="114300" distL="114300" distR="114300">
                   <wp:extent cx="2221409" cy="2090738"/>
                   <wp:effectExtent b="0" l="0" r="0" t="0"/>
-                  <wp:docPr id="2" name="image3.png"/>
+                  <wp:docPr id="2" name="image1.png"/>
                   <a:graphic>
                     <a:graphicData uri="http://schemas.openxmlformats.org/drawingml/2006/picture">
                       <pic:pic>
                         <pic:nvPicPr>
-                          <pic:cNvPr id="0" name="image3.png"/>
+                          <pic:cNvPr id="0" name="image1.png"/>
                           <pic:cNvPicPr preferRelativeResize="0"/>
                         </pic:nvPicPr>
                         <pic:blipFill>
@@ -36647,12 +36674,12 @@
                 <wp:inline distB="114300" distT="114300" distL="114300" distR="114300">
                   <wp:extent cx="5810250" cy="3060700"/>
                   <wp:effectExtent b="0" l="0" r="0" t="0"/>
-                  <wp:docPr id="1" name="image6.png"/>
+                  <wp:docPr id="1" name="image4.png"/>
                   <a:graphic>
                     <a:graphicData uri="http://schemas.openxmlformats.org/drawingml/2006/picture">
                       <pic:pic>
                         <pic:nvPicPr>
-                          <pic:cNvPr id="0" name="image6.png"/>
+                          <pic:cNvPr id="0" name="image4.png"/>
                           <pic:cNvPicPr preferRelativeResize="0"/>
                         </pic:nvPicPr>
                         <pic:blipFill>
@@ -36954,11 +36981,19 @@
       </w:pPr>
     </w:pPrDefault>
   </w:docDefaults>
+  <w:style w:type="table" w:styleId="TableNormal" w:default="1">
+    <w:name w:val="TableNormal"/>
+    <w:tblPr>
+      <w:tblCellMar>
+        <w:top w:w="100.0" w:type="dxa"/>
+        <w:left w:w="100.0" w:type="dxa"/>
+        <w:bottom w:w="100.0" w:type="dxa"/>
+        <w:right w:w="100.0" w:type="dxa"/>
+      </w:tblCellMar>
+    </w:tblPr>
+  </w:style>
   <w:style w:type="paragraph" w:styleId="Normal" w:default="1">
     <w:name w:val="normal"/>
-  </w:style>
-  <w:style w:type="table" w:styleId="TableNormal" w:default="1">
-    <w:name w:val="TableNormal"/>
   </w:style>
   <w:style w:type="paragraph" w:styleId="Heading1">
     <w:name w:val="heading 1"/>
@@ -37095,12 +37130,6 @@
     <w:tblPr>
       <w:tblStyleRowBandSize w:val="1"/>
       <w:tblStyleColBandSize w:val="1"/>
-      <w:tblCellMar>
-        <w:top w:w="100.0" w:type="dxa"/>
-        <w:left w:w="100.0" w:type="dxa"/>
-        <w:bottom w:w="100.0" w:type="dxa"/>
-        <w:right w:w="100.0" w:type="dxa"/>
-      </w:tblCellMar>
     </w:tblPr>
   </w:style>
   <w:style w:type="table" w:styleId="Table2">
@@ -37108,12 +37137,6 @@
     <w:tblPr>
       <w:tblStyleRowBandSize w:val="1"/>
       <w:tblStyleColBandSize w:val="1"/>
-      <w:tblCellMar>
-        <w:top w:w="100.0" w:type="dxa"/>
-        <w:left w:w="100.0" w:type="dxa"/>
-        <w:bottom w:w="100.0" w:type="dxa"/>
-        <w:right w:w="100.0" w:type="dxa"/>
-      </w:tblCellMar>
     </w:tblPr>
   </w:style>
   <w:style w:type="table" w:styleId="Table3">
@@ -37121,12 +37144,6 @@
     <w:tblPr>
       <w:tblStyleRowBandSize w:val="1"/>
       <w:tblStyleColBandSize w:val="1"/>
-      <w:tblCellMar>
-        <w:top w:w="100.0" w:type="dxa"/>
-        <w:left w:w="100.0" w:type="dxa"/>
-        <w:bottom w:w="100.0" w:type="dxa"/>
-        <w:right w:w="100.0" w:type="dxa"/>
-      </w:tblCellMar>
     </w:tblPr>
   </w:style>
   <w:style w:type="table" w:styleId="Table4">
@@ -37134,12 +37151,6 @@
     <w:tblPr>
       <w:tblStyleRowBandSize w:val="1"/>
       <w:tblStyleColBandSize w:val="1"/>
-      <w:tblCellMar>
-        <w:top w:w="100.0" w:type="dxa"/>
-        <w:left w:w="100.0" w:type="dxa"/>
-        <w:bottom w:w="100.0" w:type="dxa"/>
-        <w:right w:w="100.0" w:type="dxa"/>
-      </w:tblCellMar>
     </w:tblPr>
   </w:style>
   <w:style w:type="table" w:styleId="Table5">
@@ -37147,12 +37158,6 @@
     <w:tblPr>
       <w:tblStyleRowBandSize w:val="1"/>
       <w:tblStyleColBandSize w:val="1"/>
-      <w:tblCellMar>
-        <w:top w:w="100.0" w:type="dxa"/>
-        <w:left w:w="100.0" w:type="dxa"/>
-        <w:bottom w:w="100.0" w:type="dxa"/>
-        <w:right w:w="100.0" w:type="dxa"/>
-      </w:tblCellMar>
     </w:tblPr>
   </w:style>
   <w:style w:type="table" w:styleId="Table6">
@@ -37160,12 +37165,6 @@
     <w:tblPr>
       <w:tblStyleRowBandSize w:val="1"/>
       <w:tblStyleColBandSize w:val="1"/>
-      <w:tblCellMar>
-        <w:top w:w="100.0" w:type="dxa"/>
-        <w:left w:w="100.0" w:type="dxa"/>
-        <w:bottom w:w="100.0" w:type="dxa"/>
-        <w:right w:w="100.0" w:type="dxa"/>
-      </w:tblCellMar>
     </w:tblPr>
   </w:style>
 </w:styles>
